--- a/testakten/rentenberater-statusfeststellung-plattformkurier-essen/05_indizienmatrix_status.docx
+++ b/testakten/rentenberater-statusfeststellung-plattformkurier-essen/05_indizienmatrix_status.docx
@@ -1415,7 +1415,7 @@
         <w:color w:val="5C6569"/>
         <w:sz w:val="14"/>
       </w:rPr>
-      <w:t>Telefon 0201 87931-0 · Telefax 0201 87931-19 · post@rentenberatung-kappes.example</w:t>
+      <w:t>Telefon 0201 87931-0 · Telefax 0201 87931-19 · post@rentenberatung-kappes.de</w:t>
     </w:r>
   </w:p>
   <w:p>
